--- a/contracts/template.docx
+++ b/contracts/template.docx
@@ -705,7 +705,7 @@
                     <a:blip r:embed="rId8" cstate="print">
                       <a:extLst>
                         <a:ext uri="{28A0092B-C50C-407E-A947-70E740481C1C}">
-                          <a14:useLocalDpi xmlns="" xmlns:wpc="http://schemas.microsoft.com/office/word/2010/wordprocessingCanvas" xmlns:cx="http://schemas.microsoft.com/office/drawing/2014/chartex" xmlns:cx1="http://schemas.microsoft.com/office/drawing/2015/9/8/chartex" xmlns:cx2="http://schemas.microsoft.com/office/drawing/2015/10/21/chartex" xmlns:cx3="http://schemas.microsoft.com/office/drawing/2016/5/9/chartex" xmlns:cx4="http://schemas.microsoft.com/office/drawing/2016/5/10/chartex" xmlns:cx5="http://schemas.microsoft.com/office/drawing/2016/5/11/chartex" xmlns:cx6="http://schemas.microsoft.com/office/drawing/2016/5/12/chartex" xmlns:cx7="http://schemas.microsoft.com/office/drawing/2016/5/13/chartex" xmlns:cx8="http://schemas.microsoft.com/office/drawing/2016/5/14/chartex" xmlns:mc="http://schemas.openxmlformats.org/markup-compatibility/2006" xmlns:aink="http://schemas.microsoft.com/office/drawing/2016/ink" xmlns:am3d="http://schemas.microsoft.com/office/drawing/2017/model3d" xmlns:o="urn:schemas-microsoft-com:office:office" xmlns:oel="http://schemas.microsoft.com/office/2019/extlst" xmlns:v="urn:schemas-microsoft-com:vml" xmlns:wp14="http://schemas.microsoft.com/office/word/2010/wordprocessingDrawing" xmlns:w10="urn:schemas-microsoft-com:office:word" xmlns:w="http://schemas.openxmlformats.org/wordprocessingml/2006/main" xmlns:w14="http://schemas.microsoft.com/office/word/2010/wordml" xmlns:w15="http://schemas.microsoft.com/office/word/2012/wordml" xmlns:w16cex="http://schemas.microsoft.com/office/word/2018/wordml/cex" xmlns:w16cid="http://schemas.microsoft.com/office/word/2016/wordml/cid" xmlns:w16="http://schemas.microsoft.com/office/word/2018/wordml" xmlns:w16du="http://schemas.microsoft.com/office/word/2023/wordml/word16du" xmlns:w16sdtdh="http://schemas.microsoft.com/office/word/2020/wordml/sdtdatahash" xmlns:w16sdtfl="http://schemas.microsoft.com/office/word/2024/wordml/sdtformatlock" xmlns:w16se="http://schemas.microsoft.com/office/word/2015/wordml/symex" xmlns:wpg="http://schemas.microsoft.com/office/word/2010/wordprocessingGroup" xmlns:wpi="http://schemas.microsoft.com/office/word/2010/wordprocessingInk" xmlns:wps="http://schemas.microsoft.com/office/word/2010/wordprocessingShape" xmlns:a14="http://schemas.microsoft.com/office/drawing/2010/main" val="0"/>
+                          <a14:useLocalDpi xmlns:a14="http://schemas.microsoft.com/office/drawing/2010/main" xmlns:wps="http://schemas.microsoft.com/office/word/2010/wordprocessingShape" xmlns:wpi="http://schemas.microsoft.com/office/word/2010/wordprocessingInk" xmlns:wpg="http://schemas.microsoft.com/office/word/2010/wordprocessingGroup" xmlns:w16se="http://schemas.microsoft.com/office/word/2015/wordml/symex" xmlns:w16sdtfl="http://schemas.microsoft.com/office/word/2024/wordml/sdtformatlock" xmlns:w16sdtdh="http://schemas.microsoft.com/office/word/2020/wordml/sdtdatahash" xmlns:w16du="http://schemas.microsoft.com/office/word/2023/wordml/word16du" xmlns:w16="http://schemas.microsoft.com/office/word/2018/wordml" xmlns:w16cid="http://schemas.microsoft.com/office/word/2016/wordml/cid" xmlns:w16cex="http://schemas.microsoft.com/office/word/2018/wordml/cex" xmlns:w15="http://schemas.microsoft.com/office/word/2012/wordml" xmlns:w14="http://schemas.microsoft.com/office/word/2010/wordml" xmlns:w="http://schemas.openxmlformats.org/wordprocessingml/2006/main" xmlns:w10="urn:schemas-microsoft-com:office:word" xmlns:wp14="http://schemas.microsoft.com/office/word/2010/wordprocessingDrawing" xmlns:v="urn:schemas-microsoft-com:vml" xmlns:oel="http://schemas.microsoft.com/office/2019/extlst" xmlns:o="urn:schemas-microsoft-com:office:office" xmlns:am3d="http://schemas.microsoft.com/office/drawing/2017/model3d" xmlns:aink="http://schemas.microsoft.com/office/drawing/2016/ink" xmlns:mc="http://schemas.openxmlformats.org/markup-compatibility/2006" xmlns:cx8="http://schemas.microsoft.com/office/drawing/2016/5/14/chartex" xmlns:cx7="http://schemas.microsoft.com/office/drawing/2016/5/13/chartex" xmlns:cx6="http://schemas.microsoft.com/office/drawing/2016/5/12/chartex" xmlns:cx5="http://schemas.microsoft.com/office/drawing/2016/5/11/chartex" xmlns:cx4="http://schemas.microsoft.com/office/drawing/2016/5/10/chartex" xmlns:cx3="http://schemas.microsoft.com/office/drawing/2016/5/9/chartex" xmlns:cx2="http://schemas.microsoft.com/office/drawing/2015/10/21/chartex" xmlns:cx1="http://schemas.microsoft.com/office/drawing/2015/9/8/chartex" xmlns:cx="http://schemas.microsoft.com/office/drawing/2014/chartex" xmlns:wpc="http://schemas.microsoft.com/office/word/2010/wordprocessingCanvas" xmlns="" val="0"/>
                         </a:ext>
                       </a:extLst>
                     </a:blip>
@@ -925,9 +925,9 @@
       </w:rPr>
       <w:drawing>
         <wp:inline distT="0" distB="0" distL="0" distR="0">
-          <wp:extent cx="557213" cy="533400"/>
-          <wp:effectExtent l="19050" t="0" r="0" b="0"/>
-          <wp:docPr id="1" name="Picture 0" descr="icon.png"/>
+          <wp:extent cx="712520" cy="514350"/>
+          <wp:effectExtent l="0" t="0" r="0" b="0"/>
+          <wp:docPr id="2" name="Picture 1" descr="output-onlinepngtools.png"/>
           <wp:cNvGraphicFramePr>
             <a:graphicFrameLocks xmlns:a="http://schemas.openxmlformats.org/drawingml/2006/main" noChangeAspect="1"/>
           </wp:cNvGraphicFramePr>
@@ -935,7 +935,7 @@
             <a:graphicData uri="http://schemas.openxmlformats.org/drawingml/2006/picture">
               <pic:pic xmlns:pic="http://schemas.openxmlformats.org/drawingml/2006/picture">
                 <pic:nvPicPr>
-                  <pic:cNvPr id="0" name="icon.png"/>
+                  <pic:cNvPr id="0" name="output-onlinepngtools.png"/>
                   <pic:cNvPicPr/>
                 </pic:nvPicPr>
                 <pic:blipFill>
@@ -947,7 +947,7 @@
                 <pic:spPr>
                   <a:xfrm>
                     <a:off x="0" y="0"/>
-                    <a:ext cx="560337" cy="536391"/>
+                    <a:ext cx="712520" cy="514350"/>
                   </a:xfrm>
                   <a:prstGeom prst="rect">
                     <a:avLst/>
@@ -13174,306 +13174,6 @@
     </w:rPr>
   </w:style>
 </w:styles>
-</file>
-
-<file path=word/glossary/document.xml><?xml version="1.0" encoding="utf-8"?>
-<w:glossaryDocument xmlns:ve="http://schemas.openxmlformats.org/markup-compatibility/2006" xmlns:o="urn:schemas-microsoft-com:office:office" xmlns:r="http://schemas.openxmlformats.org/officeDocument/2006/relationships" xmlns:m="http://schemas.openxmlformats.org/officeDocument/2006/math" xmlns:v="urn:schemas-microsoft-com:vml" xmlns:wp="http://schemas.openxmlformats.org/drawingml/2006/wordprocessingDrawing" xmlns:w10="urn:schemas-microsoft-com:office:word" xmlns:w="http://schemas.openxmlformats.org/wordprocessingml/2006/main" xmlns:wne="http://schemas.microsoft.com/office/word/2006/wordml">
-  <w:docParts/>
-</w:glossaryDocument>
-</file>
-
-<file path=word/glossary/fontTable.xml><?xml version="1.0" encoding="utf-8"?>
-<w:fonts xmlns:r="http://schemas.openxmlformats.org/officeDocument/2006/relationships" xmlns:w="http://schemas.openxmlformats.org/wordprocessingml/2006/main">
-  <w:font w:name="Symbol">
-    <w:panose1 w:val="05050102010706020507"/>
-    <w:charset w:val="02"/>
-    <w:family w:val="roman"/>
-    <w:pitch w:val="variable"/>
-    <w:sig w:usb0="00000000" w:usb1="10000000" w:usb2="00000000" w:usb3="00000000" w:csb0="80000000" w:csb1="00000000"/>
-  </w:font>
-  <w:font w:name="Times New Roman">
-    <w:panose1 w:val="02020603050405020304"/>
-    <w:charset w:val="00"/>
-    <w:family w:val="roman"/>
-    <w:pitch w:val="variable"/>
-    <w:sig w:usb0="E0002EFF" w:usb1="C000785B" w:usb2="00000009" w:usb3="00000000" w:csb0="000001FF" w:csb1="00000000"/>
-  </w:font>
-  <w:font w:name="Cambria">
-    <w:panose1 w:val="02040503050406030204"/>
-    <w:charset w:val="00"/>
-    <w:family w:val="roman"/>
-    <w:pitch w:val="variable"/>
-    <w:sig w:usb0="E00006FF" w:usb1="420024FF" w:usb2="02000000" w:usb3="00000000" w:csb0="0000019F" w:csb1="00000000"/>
-  </w:font>
-  <w:font w:name="Calibri">
-    <w:panose1 w:val="020F0502020204030204"/>
-    <w:charset w:val="00"/>
-    <w:family w:val="swiss"/>
-    <w:pitch w:val="variable"/>
-    <w:sig w:usb0="E4002EFF" w:usb1="C000247B" w:usb2="00000009" w:usb3="00000000" w:csb0="000001FF" w:csb1="00000000"/>
-  </w:font>
-  <w:font w:name="Courier">
-    <w:panose1 w:val="02070409020205020404"/>
-    <w:charset w:val="00"/>
-    <w:family w:val="modern"/>
-    <w:notTrueType/>
-    <w:pitch w:val="fixed"/>
-    <w:sig w:usb0="00000003" w:usb1="00000000" w:usb2="00000000" w:usb3="00000000" w:csb0="00000001" w:csb1="00000000"/>
-  </w:font>
-  <w:font w:name="Tahoma">
-    <w:panose1 w:val="020B0604030504040204"/>
-    <w:charset w:val="00"/>
-    <w:family w:val="swiss"/>
-    <w:pitch w:val="variable"/>
-    <w:sig w:usb0="E1002EFF" w:usb1="C000605B" w:usb2="00000029" w:usb3="00000000" w:csb0="000101FF" w:csb1="00000000"/>
-  </w:font>
-</w:fonts>
-</file>
-
-<file path=word/glossary/settings.xml><?xml version="1.0" encoding="utf-8"?>
-<w:settings xmlns:o="urn:schemas-microsoft-com:office:office" xmlns:r="http://schemas.openxmlformats.org/officeDocument/2006/relationships" xmlns:m="http://schemas.openxmlformats.org/officeDocument/2006/math" xmlns:v="urn:schemas-microsoft-com:vml" xmlns:w10="urn:schemas-microsoft-com:office:word" xmlns:w="http://schemas.openxmlformats.org/wordprocessingml/2006/main" xmlns:sl="http://schemas.openxmlformats.org/schemaLibrary/2006/main">
-  <w:view w:val="normal"/>
-  <w:defaultTabStop w:val="720"/>
-  <w:characterSpacingControl w:val="doNotCompress"/>
-  <w:compat>
-    <w:useFELayout/>
-  </w:compat>
-  <w:rsids>
-    <w:rsidRoot w:val="002640B9"/>
-    <w:rsid w:val="002640B9"/>
-    <w:rsid w:val="00645205"/>
-  </w:rsids>
-  <m:mathPr>
-    <m:mathFont m:val="Cambria Math"/>
-    <m:brkBin m:val="before"/>
-    <m:brkBinSub m:val="--"/>
-    <m:smallFrac m:val="off"/>
-    <m:dispDef/>
-    <m:lMargin m:val="0"/>
-    <m:rMargin m:val="0"/>
-    <m:defJc m:val="centerGroup"/>
-    <m:wrapIndent m:val="1440"/>
-    <m:intLim m:val="subSup"/>
-    <m:naryLim m:val="undOvr"/>
-  </m:mathPr>
-  <w:themeFontLang w:val="en-US"/>
-  <w:clrSchemeMapping w:bg1="light1" w:t1="dark1" w:bg2="light2" w:t2="dark2" w:accent1="accent1" w:accent2="accent2" w:accent3="accent3" w:accent4="accent4" w:accent5="accent5" w:accent6="accent6" w:hyperlink="hyperlink" w:followedHyperlink="followedHyperlink"/>
-  <w:decimalSymbol w:val="."/>
-  <w:listSeparator w:val=","/>
-</w:settings>
-</file>
-
-<file path=word/glossary/styles.xml><?xml version="1.0" encoding="utf-8"?>
-<w:styles xmlns:r="http://schemas.openxmlformats.org/officeDocument/2006/relationships" xmlns:w="http://schemas.openxmlformats.org/wordprocessingml/2006/main">
-  <w:docDefaults>
-    <w:rPrDefault>
-      <w:rPr>
-        <w:rFonts w:asciiTheme="minorHAnsi" w:eastAsiaTheme="minorEastAsia" w:hAnsiTheme="minorHAnsi" w:cstheme="minorBidi"/>
-        <w:sz w:val="22"/>
-        <w:szCs w:val="22"/>
-        <w:lang w:val="en-US" w:eastAsia="en-US" w:bidi="ar-SA"/>
-      </w:rPr>
-    </w:rPrDefault>
-    <w:pPrDefault>
-      <w:pPr>
-        <w:spacing w:after="200" w:line="276" w:lineRule="auto"/>
-      </w:pPr>
-    </w:pPrDefault>
-  </w:docDefaults>
-  <w:latentStyles w:defLockedState="0" w:defUIPriority="99" w:defSemiHidden="1" w:defUnhideWhenUsed="1" w:defQFormat="0" w:count="267">
-    <w:lsdException w:name="Normal" w:semiHidden="0" w:uiPriority="0" w:unhideWhenUsed="0" w:qFormat="1"/>
-    <w:lsdException w:name="heading 1" w:semiHidden="0" w:uiPriority="9" w:unhideWhenUsed="0" w:qFormat="1"/>
-    <w:lsdException w:name="heading 2" w:uiPriority="9" w:qFormat="1"/>
-    <w:lsdException w:name="heading 3" w:uiPriority="9" w:qFormat="1"/>
-    <w:lsdException w:name="heading 4" w:uiPriority="9" w:qFormat="1"/>
-    <w:lsdException w:name="heading 5" w:uiPriority="9" w:qFormat="1"/>
-    <w:lsdException w:name="heading 6" w:uiPriority="9" w:qFormat="1"/>
-    <w:lsdException w:name="heading 7" w:uiPriority="9" w:qFormat="1"/>
-    <w:lsdException w:name="heading 8" w:uiPriority="9" w:qFormat="1"/>
-    <w:lsdException w:name="heading 9" w:uiPriority="9" w:qFormat="1"/>
-    <w:lsdException w:name="toc 1" w:uiPriority="39"/>
-    <w:lsdException w:name="toc 2" w:uiPriority="39"/>
-    <w:lsdException w:name="toc 3" w:uiPriority="39"/>
-    <w:lsdException w:name="toc 4" w:uiPriority="39"/>
-    <w:lsdException w:name="toc 5" w:uiPriority="39"/>
-    <w:lsdException w:name="toc 6" w:uiPriority="39"/>
-    <w:lsdException w:name="toc 7" w:uiPriority="39"/>
-    <w:lsdException w:name="toc 8" w:uiPriority="39"/>
-    <w:lsdException w:name="toc 9" w:uiPriority="39"/>
-    <w:lsdException w:name="caption" w:uiPriority="35" w:qFormat="1"/>
-    <w:lsdException w:name="Title" w:semiHidden="0" w:uiPriority="10" w:unhideWhenUsed="0" w:qFormat="1"/>
-    <w:lsdException w:name="Default Paragraph Font" w:uiPriority="1"/>
-    <w:lsdException w:name="Subtitle" w:semiHidden="0" w:uiPriority="11" w:unhideWhenUsed="0" w:qFormat="1"/>
-    <w:lsdException w:name="Strong" w:semiHidden="0" w:uiPriority="22" w:unhideWhenUsed="0" w:qFormat="1"/>
-    <w:lsdException w:name="Emphasis" w:semiHidden="0" w:uiPriority="20" w:unhideWhenUsed="0" w:qFormat="1"/>
-    <w:lsdException w:name="Table Grid" w:semiHidden="0" w:uiPriority="59" w:unhideWhenUsed="0"/>
-    <w:lsdException w:name="Placeholder Text" w:unhideWhenUsed="0"/>
-    <w:lsdException w:name="No Spacing" w:semiHidden="0" w:uiPriority="1" w:unhideWhenUsed="0" w:qFormat="1"/>
-    <w:lsdException w:name="Light Shading" w:semiHidden="0" w:uiPriority="60" w:unhideWhenUsed="0"/>
-    <w:lsdException w:name="Light List" w:semiHidden="0" w:uiPriority="61" w:unhideWhenUsed="0"/>
-    <w:lsdException w:name="Light Grid" w:semiHidden="0" w:uiPriority="62" w:unhideWhenUsed="0"/>
-    <w:lsdException w:name="Medium Shading 1" w:semiHidden="0" w:uiPriority="63" w:unhideWhenUsed="0"/>
-    <w:lsdException w:name="Medium Shading 2" w:semiHidden="0" w:uiPriority="64" w:unhideWhenUsed="0"/>
-    <w:lsdException w:name="Medium List 1" w:semiHidden="0" w:uiPriority="65" w:unhideWhenUsed="0"/>
-    <w:lsdException w:name="Medium List 2" w:semiHidden="0" w:uiPriority="66" w:unhideWhenUsed="0"/>
-    <w:lsdException w:name="Medium Grid 1" w:semiHidden="0" w:uiPriority="67" w:unhideWhenUsed="0"/>
-    <w:lsdException w:name="Medium Grid 2" w:semiHidden="0" w:uiPriority="68" w:unhideWhenUsed="0"/>
-    <w:lsdException w:name="Medium Grid 3" w:semiHidden="0" w:uiPriority="69" w:unhideWhenUsed="0"/>
-    <w:lsdException w:name="Dark List" w:semiHidden="0" w:uiPriority="70" w:unhideWhenUsed="0"/>
-    <w:lsdException w:name="Colorful Shading" w:semiHidden="0" w:uiPriority="71" w:unhideWhenUsed="0"/>
-    <w:lsdException w:name="Colorful List" w:semiHidden="0" w:uiPriority="72" w:unhideWhenUsed="0"/>
-    <w:lsdException w:name="Colorful Grid" w:semiHidden="0" w:uiPriority="73" w:unhideWhenUsed="0"/>
-    <w:lsdException w:name="Light Shading Accent 1" w:semiHidden="0" w:uiPriority="60" w:unhideWhenUsed="0"/>
-    <w:lsdException w:name="Light List Accent 1" w:semiHidden="0" w:uiPriority="61" w:unhideWhenUsed="0"/>
-    <w:lsdException w:name="Light Grid Accent 1" w:semiHidden="0" w:uiPriority="62" w:unhideWhenUsed="0"/>
-    <w:lsdException w:name="Medium Shading 1 Accent 1" w:semiHidden="0" w:uiPriority="63" w:unhideWhenUsed="0"/>
-    <w:lsdException w:name="Medium Shading 2 Accent 1" w:semiHidden="0" w:uiPriority="64" w:unhideWhenUsed="0"/>
-    <w:lsdException w:name="Medium List 1 Accent 1" w:semiHidden="0" w:uiPriority="65" w:unhideWhenUsed="0"/>
-    <w:lsdException w:name="Revision" w:unhideWhenUsed="0"/>
-    <w:lsdException w:name="List Paragraph" w:semiHidden="0" w:uiPriority="34" w:unhideWhenUsed="0" w:qFormat="1"/>
-    <w:lsdException w:name="Quote" w:semiHidden="0" w:uiPriority="29" w:unhideWhenUsed="0" w:qFormat="1"/>
-    <w:lsdException w:name="Intense Quote" w:semiHidden="0" w:uiPriority="30" w:unhideWhenUsed="0" w:qFormat="1"/>
-    <w:lsdException w:name="Medium List 2 Accent 1" w:semiHidden="0" w:uiPriority="66" w:unhideWhenUsed="0"/>
-    <w:lsdException w:name="Medium Grid 1 Accent 1" w:semiHidden="0" w:uiPriority="67" w:unhideWhenUsed="0"/>
-    <w:lsdException w:name="Medium Grid 2 Accent 1" w:semiHidden="0" w:uiPriority="68" w:unhideWhenUsed="0"/>
-    <w:lsdException w:name="Medium Grid 3 Accent 1" w:semiHidden="0" w:uiPriority="69" w:unhideWhenUsed="0"/>
-    <w:lsdException w:name="Dark List Accent 1" w:semiHidden="0" w:uiPriority="70" w:unhideWhenUsed="0"/>
-    <w:lsdException w:name="Colorful Shading Accent 1" w:semiHidden="0" w:uiPriority="71" w:unhideWhenUsed="0"/>
-    <w:lsdException w:name="Colorful List Accent 1" w:semiHidden="0" w:uiPriority="72" w:unhideWhenUsed="0"/>
-    <w:lsdException w:name="Colorful Grid Accent 1" w:semiHidden="0" w:uiPriority="73" w:unhideWhenUsed="0"/>
-    <w:lsdException w:name="Light Shading Accent 2" w:semiHidden="0" w:uiPriority="60" w:unhideWhenUsed="0"/>
-    <w:lsdException w:name="Light List Accent 2" w:semiHidden="0" w:uiPriority="61" w:unhideWhenUsed="0"/>
-    <w:lsdException w:name="Light Grid Accent 2" w:semiHidden="0" w:uiPriority="62" w:unhideWhenUsed="0"/>
-    <w:lsdException w:name="Medium Shading 1 Accent 2" w:semiHidden="0" w:uiPriority="63" w:unhideWhenUsed="0"/>
-    <w:lsdException w:name="Medium Shading 2 Accent 2" w:semiHidden="0" w:uiPriority="64" w:unhideWhenUsed="0"/>
-    <w:lsdException w:name="Medium List 1 Accent 2" w:semiHidden="0" w:uiPriority="65" w:unhideWhenUsed="0"/>
-    <w:lsdException w:name="Medium List 2 Accent 2" w:semiHidden="0" w:uiPriority="66" w:unhideWhenUsed="0"/>
-    <w:lsdException w:name="Medium Grid 1 Accent 2" w:semiHidden="0" w:uiPriority="67" w:unhideWhenUsed="0"/>
-    <w:lsdException w:name="Medium Grid 2 Accent 2" w:semiHidden="0" w:uiPriority="68" w:unhideWhenUsed="0"/>
-    <w:lsdException w:name="Medium Grid 3 Accent 2" w:semiHidden="0" w:uiPriority="69" w:unhideWhenUsed="0"/>
-    <w:lsdException w:name="Dark List Accent 2" w:semiHidden="0" w:uiPriority="70" w:unhideWhenUsed="0"/>
-    <w:lsdException w:name="Colorful Shading Accent 2" w:semiHidden="0" w:uiPriority="71" w:unhideWhenUsed="0"/>
-    <w:lsdException w:name="Colorful List Accent 2" w:semiHidden="0" w:uiPriority="72" w:unhideWhenUsed="0"/>
-    <w:lsdException w:name="Colorful Grid Accent 2" w:semiHidden="0" w:uiPriority="73" w:unhideWhenUsed="0"/>
-    <w:lsdException w:name="Light Shading Accent 3" w:semiHidden="0" w:uiPriority="60" w:unhideWhenUsed="0"/>
-    <w:lsdException w:name="Light List Accent 3" w:semiHidden="0" w:uiPriority="61" w:unhideWhenUsed="0"/>
-    <w:lsdException w:name="Light Grid Accent 3" w:semiHidden="0" w:uiPriority="62" w:unhideWhenUsed="0"/>
-    <w:lsdException w:name="Medium Shading 1 Accent 3" w:semiHidden="0" w:uiPriority="63" w:unhideWhenUsed="0"/>
-    <w:lsdException w:name="Medium Shading 2 Accent 3" w:semiHidden="0" w:uiPriority="64" w:unhideWhenUsed="0"/>
-    <w:lsdException w:name="Medium List 1 Accent 3" w:semiHidden="0" w:uiPriority="65" w:unhideWhenUsed="0"/>
-    <w:lsdException w:name="Medium List 2 Accent 3" w:semiHidden="0" w:uiPriority="66" w:unhideWhenUsed="0"/>
-    <w:lsdException w:name="Medium Grid 1 Accent 3" w:semiHidden="0" w:uiPriority="67" w:unhideWhenUsed="0"/>
-    <w:lsdException w:name="Medium Grid 2 Accent 3" w:semiHidden="0" w:uiPriority="68" w:unhideWhenUsed="0"/>
-    <w:lsdException w:name="Medium Grid 3 Accent 3" w:semiHidden="0" w:uiPriority="69" w:unhideWhenUsed="0"/>
-    <w:lsdException w:name="Dark List Accent 3" w:semiHidden="0" w:uiPriority="70" w:unhideWhenUsed="0"/>
-    <w:lsdException w:name="Colorful Shading Accent 3" w:semiHidden="0" w:uiPriority="71" w:unhideWhenUsed="0"/>
-    <w:lsdException w:name="Colorful List Accent 3" w:semiHidden="0" w:uiPriority="72" w:unhideWhenUsed="0"/>
-    <w:lsdException w:name="Colorful Grid Accent 3" w:semiHidden="0" w:uiPriority="73" w:unhideWhenUsed="0"/>
-    <w:lsdException w:name="Light Shading Accent 4" w:semiHidden="0" w:uiPriority="60" w:unhideWhenUsed="0"/>
-    <w:lsdException w:name="Light List Accent 4" w:semiHidden="0" w:uiPriority="61" w:unhideWhenUsed="0"/>
-    <w:lsdException w:name="Light Grid Accent 4" w:semiHidden="0" w:uiPriority="62" w:unhideWhenUsed="0"/>
-    <w:lsdException w:name="Medium Shading 1 Accent 4" w:semiHidden="0" w:uiPriority="63" w:unhideWhenUsed="0"/>
-    <w:lsdException w:name="Medium Shading 2 Accent 4" w:semiHidden="0" w:uiPriority="64" w:unhideWhenUsed="0"/>
-    <w:lsdException w:name="Medium List 1 Accent 4" w:semiHidden="0" w:uiPriority="65" w:unhideWhenUsed="0"/>
-    <w:lsdException w:name="Medium List 2 Accent 4" w:semiHidden="0" w:uiPriority="66" w:unhideWhenUsed="0"/>
-    <w:lsdException w:name="Medium Grid 1 Accent 4" w:semiHidden="0" w:uiPriority="67" w:unhideWhenUsed="0"/>
-    <w:lsdException w:name="Medium Grid 2 Accent 4" w:semiHidden="0" w:uiPriority="68" w:unhideWhenUsed="0"/>
-    <w:lsdException w:name="Medium Grid 3 Accent 4" w:semiHidden="0" w:uiPriority="69" w:unhideWhenUsed="0"/>
-    <w:lsdException w:name="Dark List Accent 4" w:semiHidden="0" w:uiPriority="70" w:unhideWhenUsed="0"/>
-    <w:lsdException w:name="Colorful Shading Accent 4" w:semiHidden="0" w:uiPriority="71" w:unhideWhenUsed="0"/>
-    <w:lsdException w:name="Colorful List Accent 4" w:semiHidden="0" w:uiPriority="72" w:unhideWhenUsed="0"/>
-    <w:lsdException w:name="Colorful Grid Accent 4" w:semiHidden="0" w:uiPriority="73" w:unhideWhenUsed="0"/>
-    <w:lsdException w:name="Light Shading Accent 5" w:semiHidden="0" w:uiPriority="60" w:unhideWhenUsed="0"/>
-    <w:lsdException w:name="Light List Accent 5" w:semiHidden="0" w:uiPriority="61" w:unhideWhenUsed="0"/>
-    <w:lsdException w:name="Light Grid Accent 5" w:semiHidden="0" w:uiPriority="62" w:unhideWhenUsed="0"/>
-    <w:lsdException w:name="Medium Shading 1 Accent 5" w:semiHidden="0" w:uiPriority="63" w:unhideWhenUsed="0"/>
-    <w:lsdException w:name="Medium Shading 2 Accent 5" w:semiHidden="0" w:uiPriority="64" w:unhideWhenUsed="0"/>
-    <w:lsdException w:name="Medium List 1 Accent 5" w:semiHidden="0" w:uiPriority="65" w:unhideWhenUsed="0"/>
-    <w:lsdException w:name="Medium List 2 Accent 5" w:semiHidden="0" w:uiPriority="66" w:unhideWhenUsed="0"/>
-    <w:lsdException w:name="Medium Grid 1 Accent 5" w:semiHidden="0" w:uiPriority="67" w:unhideWhenUsed="0"/>
-    <w:lsdException w:name="Medium Grid 2 Accent 5" w:semiHidden="0" w:uiPriority="68" w:unhideWhenUsed="0"/>
-    <w:lsdException w:name="Medium Grid 3 Accent 5" w:semiHidden="0" w:uiPriority="69" w:unhideWhenUsed="0"/>
-    <w:lsdException w:name="Dark List Accent 5" w:semiHidden="0" w:uiPriority="70" w:unhideWhenUsed="0"/>
-    <w:lsdException w:name="Colorful Shading Accent 5" w:semiHidden="0" w:uiPriority="71" w:unhideWhenUsed="0"/>
-    <w:lsdException w:name="Colorful List Accent 5" w:semiHidden="0" w:uiPriority="72" w:unhideWhenUsed="0"/>
-    <w:lsdException w:name="Colorful Grid Accent 5" w:semiHidden="0" w:uiPriority="73" w:unhideWhenUsed="0"/>
-    <w:lsdException w:name="Light Shading Accent 6" w:semiHidden="0" w:uiPriority="60" w:unhideWhenUsed="0"/>
-    <w:lsdException w:name="Light List Accent 6" w:semiHidden="0" w:uiPriority="61" w:unhideWhenUsed="0"/>
-    <w:lsdException w:name="Light Grid Accent 6" w:semiHidden="0" w:uiPriority="62" w:unhideWhenUsed="0"/>
-    <w:lsdException w:name="Medium Shading 1 Accent 6" w:semiHidden="0" w:uiPriority="63" w:unhideWhenUsed="0"/>
-    <w:lsdException w:name="Medium Shading 2 Accent 6" w:semiHidden="0" w:uiPriority="64" w:unhideWhenUsed="0"/>
-    <w:lsdException w:name="Medium List 1 Accent 6" w:semiHidden="0" w:uiPriority="65" w:unhideWhenUsed="0"/>
-    <w:lsdException w:name="Medium List 2 Accent 6" w:semiHidden="0" w:uiPriority="66" w:unhideWhenUsed="0"/>
-    <w:lsdException w:name="Medium Grid 1 Accent 6" w:semiHidden="0" w:uiPriority="67" w:unhideWhenUsed="0"/>
-    <w:lsdException w:name="Medium Grid 2 Accent 6" w:semiHidden="0" w:uiPriority="68" w:unhideWhenUsed="0"/>
-    <w:lsdException w:name="Medium Grid 3 Accent 6" w:semiHidden="0" w:uiPriority="69" w:unhideWhenUsed="0"/>
-    <w:lsdException w:name="Dark List Accent 6" w:semiHidden="0" w:uiPriority="70" w:unhideWhenUsed="0"/>
-    <w:lsdException w:name="Colorful Shading Accent 6" w:semiHidden="0" w:uiPriority="71" w:unhideWhenUsed="0"/>
-    <w:lsdException w:name="Colorful List Accent 6" w:semiHidden="0" w:uiPriority="72" w:unhideWhenUsed="0"/>
-    <w:lsdException w:name="Colorful Grid Accent 6" w:semiHidden="0" w:uiPriority="73" w:unhideWhenUsed="0"/>
-    <w:lsdException w:name="Subtle Emphasis" w:semiHidden="0" w:uiPriority="19" w:unhideWhenUsed="0" w:qFormat="1"/>
-    <w:lsdException w:name="Intense Emphasis" w:semiHidden="0" w:uiPriority="21" w:unhideWhenUsed="0" w:qFormat="1"/>
-    <w:lsdException w:name="Subtle Reference" w:semiHidden="0" w:uiPriority="31" w:unhideWhenUsed="0" w:qFormat="1"/>
-    <w:lsdException w:name="Intense Reference" w:semiHidden="0" w:uiPriority="32" w:unhideWhenUsed="0" w:qFormat="1"/>
-    <w:lsdException w:name="Book Title" w:semiHidden="0" w:uiPriority="33" w:unhideWhenUsed="0" w:qFormat="1"/>
-    <w:lsdException w:name="Bibliography" w:uiPriority="37"/>
-    <w:lsdException w:name="TOC Heading" w:uiPriority="39" w:qFormat="1"/>
-  </w:latentStyles>
-  <w:style w:type="paragraph" w:default="1" w:styleId="Normal">
-    <w:name w:val="Normal"/>
-    <w:qFormat/>
-  </w:style>
-  <w:style w:type="character" w:default="1" w:styleId="DefaultParagraphFont">
-    <w:name w:val="Default Paragraph Font"/>
-    <w:uiPriority w:val="1"/>
-    <w:semiHidden/>
-    <w:unhideWhenUsed/>
-  </w:style>
-  <w:style w:type="table" w:default="1" w:styleId="TableNormal">
-    <w:name w:val="Normal Table"/>
-    <w:uiPriority w:val="99"/>
-    <w:semiHidden/>
-    <w:unhideWhenUsed/>
-    <w:qFormat/>
-    <w:tblPr>
-      <w:tblInd w:w="0" w:type="dxa"/>
-      <w:tblCellMar>
-        <w:top w:w="0" w:type="dxa"/>
-        <w:left w:w="108" w:type="dxa"/>
-        <w:bottom w:w="0" w:type="dxa"/>
-        <w:right w:w="108" w:type="dxa"/>
-      </w:tblCellMar>
-    </w:tblPr>
-  </w:style>
-  <w:style w:type="numbering" w:default="1" w:styleId="NoList">
-    <w:name w:val="No List"/>
-    <w:uiPriority w:val="99"/>
-    <w:semiHidden/>
-    <w:unhideWhenUsed/>
-  </w:style>
-  <w:style w:type="paragraph" w:customStyle="1" w:styleId="25578778AF97404E98B6EDC6A905C88D">
-    <w:name w:val="25578778AF97404E98B6EDC6A905C88D"/>
-    <w:rsid w:val="002640B9"/>
-  </w:style>
-  <w:style w:type="paragraph" w:customStyle="1" w:styleId="A7CC5DA97C9342A08D4B4E39B9C4BCDC">
-    <w:name w:val="A7CC5DA97C9342A08D4B4E39B9C4BCDC"/>
-    <w:rsid w:val="002640B9"/>
-  </w:style>
-  <w:style w:type="paragraph" w:customStyle="1" w:styleId="4BA5A1FECE45449C88A8BE07A06803A2">
-    <w:name w:val="4BA5A1FECE45449C88A8BE07A06803A2"/>
-    <w:rsid w:val="002640B9"/>
-  </w:style>
-  <w:style w:type="paragraph" w:customStyle="1" w:styleId="BBF6A89927EA4F53BD470C744CD7E6BD">
-    <w:name w:val="BBF6A89927EA4F53BD470C744CD7E6BD"/>
-    <w:rsid w:val="002640B9"/>
-  </w:style>
-</w:styles>
-</file>
-
-<file path=word/glossary/webSettings.xml><?xml version="1.0" encoding="utf-8"?>
-<w:webSettings xmlns:r="http://schemas.openxmlformats.org/officeDocument/2006/relationships" xmlns:w="http://schemas.openxmlformats.org/wordprocessingml/2006/main">
-  <w:optimizeForBrowser/>
-</w:webSettings>
 </file>
 
 <file path=word/theme/theme1.xml><?xml version="1.0" encoding="utf-8"?>
